--- a/4.质量管理/1.流程制度规范类文件/HXDL-ITSS-0407客户投诉管理制度.docx
+++ b/4.质量管理/1.流程制度规范类文件/HXDL-ITSS-0407客户投诉管理制度.docx
@@ -26,7 +26,7 @@
           <w:lang w:val="en-US" w:eastAsia="zh-CN"/>
         </w:rPr>
       </w:pPr>
-      <w:bookmarkStart w:id="0" w:name="_Toc3345"/>
+      <w:bookmarkStart w:id="0" w:name="_Toc32117"/>
       <w:r>
         <w:drawing>
           <wp:anchor distT="0" distB="0" distL="114300" distR="114300" simplePos="0" relativeHeight="251659264" behindDoc="1" locked="0" layoutInCell="1" allowOverlap="1">
@@ -112,7 +112,7 @@
           <w:lang w:val="en-US" w:eastAsia="zh-CN"/>
         </w:rPr>
       </w:pPr>
-      <w:bookmarkStart w:id="1" w:name="_Toc7301"/>
+      <w:bookmarkStart w:id="1" w:name="_Toc12930"/>
       <w:r>
         <w:rPr>
           <w:rFonts w:hint="eastAsia"/>
@@ -147,7 +147,7 @@
           <w:lang w:val="en-US" w:eastAsia="zh-CN"/>
         </w:rPr>
       </w:pPr>
-      <w:bookmarkStart w:id="2" w:name="_Toc11357"/>
+      <w:bookmarkStart w:id="2" w:name="_Toc29102"/>
       <w:r>
         <w:rPr>
           <w:rFonts w:hint="eastAsia"/>
@@ -680,7 +680,7 @@
           <w:szCs w:val="30"/>
         </w:rPr>
       </w:pPr>
-      <w:bookmarkStart w:id="3" w:name="_Toc13355"/>
+      <w:bookmarkStart w:id="3" w:name="_Toc6178"/>
       <w:r>
         <w:rPr>
           <w:rFonts w:ascii="宋体" w:hAnsi="宋体" w:eastAsia="宋体" w:cs="宋体"/>
@@ -2217,8 +2217,6 @@
               <w:tab w:val="right" w:leader="dot" w:pos="8306"/>
             </w:tabs>
           </w:pPr>
-          <w:bookmarkStart w:id="20" w:name="_GoBack"/>
-          <w:bookmarkEnd w:id="20"/>
           <w:r>
             <w:fldChar w:fldCharType="begin"/>
           </w:r>
@@ -2232,7 +2230,7 @@
             <w:fldChar w:fldCharType="begin"/>
           </w:r>
           <w:r>
-            <w:instrText xml:space="preserve"> HYPERLINK \l _Toc3345 </w:instrText>
+            <w:instrText xml:space="preserve"> HYPERLINK \l _Toc32117 </w:instrText>
           </w:r>
           <w:r>
             <w:fldChar w:fldCharType="separate"/>
@@ -2251,7 +2249,7 @@
             <w:fldChar w:fldCharType="begin"/>
           </w:r>
           <w:r>
-            <w:instrText xml:space="preserve"> PAGEREF _Toc3345 \h </w:instrText>
+            <w:instrText xml:space="preserve"> PAGEREF _Toc32117 \h </w:instrText>
           </w:r>
           <w:r>
             <w:fldChar w:fldCharType="separate"/>
@@ -2277,7 +2275,7 @@
             <w:fldChar w:fldCharType="begin"/>
           </w:r>
           <w:r>
-            <w:instrText xml:space="preserve"> HYPERLINK \l _Toc7301 </w:instrText>
+            <w:instrText xml:space="preserve"> HYPERLINK \l _Toc12930 </w:instrText>
           </w:r>
           <w:r>
             <w:fldChar w:fldCharType="separate"/>
@@ -2296,7 +2294,7 @@
             <w:fldChar w:fldCharType="begin"/>
           </w:r>
           <w:r>
-            <w:instrText xml:space="preserve"> PAGEREF _Toc7301 \h </w:instrText>
+            <w:instrText xml:space="preserve"> PAGEREF _Toc12930 \h </w:instrText>
           </w:r>
           <w:r>
             <w:fldChar w:fldCharType="separate"/>
@@ -2322,7 +2320,7 @@
             <w:fldChar w:fldCharType="begin"/>
           </w:r>
           <w:r>
-            <w:instrText xml:space="preserve"> HYPERLINK \l _Toc11357 </w:instrText>
+            <w:instrText xml:space="preserve"> HYPERLINK \l _Toc29102 </w:instrText>
           </w:r>
           <w:r>
             <w:fldChar w:fldCharType="separate"/>
@@ -2341,7 +2339,7 @@
             <w:fldChar w:fldCharType="begin"/>
           </w:r>
           <w:r>
-            <w:instrText xml:space="preserve"> PAGEREF _Toc11357 \h </w:instrText>
+            <w:instrText xml:space="preserve"> PAGEREF _Toc29102 \h </w:instrText>
           </w:r>
           <w:r>
             <w:fldChar w:fldCharType="separate"/>
@@ -2367,7 +2365,7 @@
             <w:fldChar w:fldCharType="begin"/>
           </w:r>
           <w:r>
-            <w:instrText xml:space="preserve"> HYPERLINK \l _Toc13355 </w:instrText>
+            <w:instrText xml:space="preserve"> HYPERLINK \l _Toc6178 </w:instrText>
           </w:r>
           <w:r>
             <w:fldChar w:fldCharType="separate"/>
@@ -2388,7 +2386,7 @@
             <w:fldChar w:fldCharType="begin"/>
           </w:r>
           <w:r>
-            <w:instrText xml:space="preserve"> PAGEREF _Toc13355 \h </w:instrText>
+            <w:instrText xml:space="preserve"> PAGEREF _Toc6178 \h </w:instrText>
           </w:r>
           <w:r>
             <w:fldChar w:fldCharType="separate"/>
@@ -2414,7 +2412,7 @@
             <w:fldChar w:fldCharType="begin"/>
           </w:r>
           <w:r>
-            <w:instrText xml:space="preserve"> HYPERLINK \l _Toc24817 </w:instrText>
+            <w:instrText xml:space="preserve"> HYPERLINK \l _Toc15376 </w:instrText>
           </w:r>
           <w:r>
             <w:fldChar w:fldCharType="separate"/>
@@ -2433,7 +2431,7 @@
             <w:fldChar w:fldCharType="begin"/>
           </w:r>
           <w:r>
-            <w:instrText xml:space="preserve"> PAGEREF _Toc24817 \h </w:instrText>
+            <w:instrText xml:space="preserve"> PAGEREF _Toc15376 \h </w:instrText>
           </w:r>
           <w:r>
             <w:fldChar w:fldCharType="separate"/>
@@ -2459,7 +2457,7 @@
             <w:fldChar w:fldCharType="begin"/>
           </w:r>
           <w:r>
-            <w:instrText xml:space="preserve"> HYPERLINK \l _Toc3964 </w:instrText>
+            <w:instrText xml:space="preserve"> HYPERLINK \l _Toc213 </w:instrText>
           </w:r>
           <w:r>
             <w:fldChar w:fldCharType="separate"/>
@@ -2478,7 +2476,7 @@
             <w:fldChar w:fldCharType="begin"/>
           </w:r>
           <w:r>
-            <w:instrText xml:space="preserve"> PAGEREF _Toc3964 \h </w:instrText>
+            <w:instrText xml:space="preserve"> PAGEREF _Toc213 \h </w:instrText>
           </w:r>
           <w:r>
             <w:fldChar w:fldCharType="separate"/>
@@ -2504,7 +2502,7 @@
             <w:fldChar w:fldCharType="begin"/>
           </w:r>
           <w:r>
-            <w:instrText xml:space="preserve"> HYPERLINK \l _Toc8440 </w:instrText>
+            <w:instrText xml:space="preserve"> HYPERLINK \l _Toc32136 </w:instrText>
           </w:r>
           <w:r>
             <w:fldChar w:fldCharType="separate"/>
@@ -2523,7 +2521,7 @@
             <w:fldChar w:fldCharType="begin"/>
           </w:r>
           <w:r>
-            <w:instrText xml:space="preserve"> PAGEREF _Toc8440 \h </w:instrText>
+            <w:instrText xml:space="preserve"> PAGEREF _Toc32136 \h </w:instrText>
           </w:r>
           <w:r>
             <w:fldChar w:fldCharType="separate"/>
@@ -2549,7 +2547,7 @@
             <w:fldChar w:fldCharType="begin"/>
           </w:r>
           <w:r>
-            <w:instrText xml:space="preserve"> HYPERLINK \l _Toc8728 </w:instrText>
+            <w:instrText xml:space="preserve"> HYPERLINK \l _Toc20570 </w:instrText>
           </w:r>
           <w:r>
             <w:fldChar w:fldCharType="separate"/>
@@ -2575,7 +2573,7 @@
             <w:fldChar w:fldCharType="begin"/>
           </w:r>
           <w:r>
-            <w:instrText xml:space="preserve"> PAGEREF _Toc8728 \h </w:instrText>
+            <w:instrText xml:space="preserve"> PAGEREF _Toc20570 \h </w:instrText>
           </w:r>
           <w:r>
             <w:fldChar w:fldCharType="separate"/>
@@ -2601,7 +2599,7 @@
             <w:fldChar w:fldCharType="begin"/>
           </w:r>
           <w:r>
-            <w:instrText xml:space="preserve"> HYPERLINK \l _Toc5932 </w:instrText>
+            <w:instrText xml:space="preserve"> HYPERLINK \l _Toc16210 </w:instrText>
           </w:r>
           <w:r>
             <w:fldChar w:fldCharType="separate"/>
@@ -2627,7 +2625,7 @@
             <w:fldChar w:fldCharType="begin"/>
           </w:r>
           <w:r>
-            <w:instrText xml:space="preserve"> PAGEREF _Toc5932 \h </w:instrText>
+            <w:instrText xml:space="preserve"> PAGEREF _Toc16210 \h </w:instrText>
           </w:r>
           <w:r>
             <w:fldChar w:fldCharType="separate"/>
@@ -2653,7 +2651,7 @@
             <w:fldChar w:fldCharType="begin"/>
           </w:r>
           <w:r>
-            <w:instrText xml:space="preserve"> HYPERLINK \l _Toc17160 </w:instrText>
+            <w:instrText xml:space="preserve"> HYPERLINK \l _Toc13707 </w:instrText>
           </w:r>
           <w:r>
             <w:fldChar w:fldCharType="separate"/>
@@ -2679,7 +2677,7 @@
             <w:fldChar w:fldCharType="begin"/>
           </w:r>
           <w:r>
-            <w:instrText xml:space="preserve"> PAGEREF _Toc17160 \h </w:instrText>
+            <w:instrText xml:space="preserve"> PAGEREF _Toc13707 \h </w:instrText>
           </w:r>
           <w:r>
             <w:fldChar w:fldCharType="separate"/>
@@ -2705,7 +2703,7 @@
             <w:fldChar w:fldCharType="begin"/>
           </w:r>
           <w:r>
-            <w:instrText xml:space="preserve"> HYPERLINK \l _Toc217 </w:instrText>
+            <w:instrText xml:space="preserve"> HYPERLINK \l _Toc23853 </w:instrText>
           </w:r>
           <w:r>
             <w:fldChar w:fldCharType="separate"/>
@@ -2724,7 +2722,7 @@
             <w:fldChar w:fldCharType="begin"/>
           </w:r>
           <w:r>
-            <w:instrText xml:space="preserve"> PAGEREF _Toc217 \h </w:instrText>
+            <w:instrText xml:space="preserve"> PAGEREF _Toc23853 \h </w:instrText>
           </w:r>
           <w:r>
             <w:fldChar w:fldCharType="separate"/>
@@ -2750,7 +2748,7 @@
             <w:fldChar w:fldCharType="begin"/>
           </w:r>
           <w:r>
-            <w:instrText xml:space="preserve"> HYPERLINK \l _Toc6952 </w:instrText>
+            <w:instrText xml:space="preserve"> HYPERLINK \l _Toc3154 </w:instrText>
           </w:r>
           <w:r>
             <w:fldChar w:fldCharType="separate"/>
@@ -2769,7 +2767,7 @@
             <w:fldChar w:fldCharType="begin"/>
           </w:r>
           <w:r>
-            <w:instrText xml:space="preserve"> PAGEREF _Toc6952 \h </w:instrText>
+            <w:instrText xml:space="preserve"> PAGEREF _Toc3154 \h </w:instrText>
           </w:r>
           <w:r>
             <w:fldChar w:fldCharType="separate"/>
@@ -2795,7 +2793,7 @@
             <w:fldChar w:fldCharType="begin"/>
           </w:r>
           <w:r>
-            <w:instrText xml:space="preserve"> HYPERLINK \l _Toc18730 </w:instrText>
+            <w:instrText xml:space="preserve"> HYPERLINK \l _Toc32245 </w:instrText>
           </w:r>
           <w:r>
             <w:fldChar w:fldCharType="separate"/>
@@ -2814,7 +2812,7 @@
             <w:fldChar w:fldCharType="begin"/>
           </w:r>
           <w:r>
-            <w:instrText xml:space="preserve"> PAGEREF _Toc18730 \h </w:instrText>
+            <w:instrText xml:space="preserve"> PAGEREF _Toc32245 \h </w:instrText>
           </w:r>
           <w:r>
             <w:fldChar w:fldCharType="separate"/>
@@ -2840,7 +2838,7 @@
             <w:fldChar w:fldCharType="begin"/>
           </w:r>
           <w:r>
-            <w:instrText xml:space="preserve"> HYPERLINK \l _Toc8133 </w:instrText>
+            <w:instrText xml:space="preserve"> HYPERLINK \l _Toc6219 </w:instrText>
           </w:r>
           <w:r>
             <w:fldChar w:fldCharType="separate"/>
@@ -2859,7 +2857,7 @@
             <w:fldChar w:fldCharType="begin"/>
           </w:r>
           <w:r>
-            <w:instrText xml:space="preserve"> PAGEREF _Toc8133 \h </w:instrText>
+            <w:instrText xml:space="preserve"> PAGEREF _Toc6219 \h </w:instrText>
           </w:r>
           <w:r>
             <w:fldChar w:fldCharType="separate"/>
@@ -2885,7 +2883,7 @@
             <w:fldChar w:fldCharType="begin"/>
           </w:r>
           <w:r>
-            <w:instrText xml:space="preserve"> HYPERLINK \l _Toc13244 </w:instrText>
+            <w:instrText xml:space="preserve"> HYPERLINK \l _Toc30268 </w:instrText>
           </w:r>
           <w:r>
             <w:fldChar w:fldCharType="separate"/>
@@ -2904,7 +2902,7 @@
             <w:fldChar w:fldCharType="begin"/>
           </w:r>
           <w:r>
-            <w:instrText xml:space="preserve"> PAGEREF _Toc13244 \h </w:instrText>
+            <w:instrText xml:space="preserve"> PAGEREF _Toc30268 \h </w:instrText>
           </w:r>
           <w:r>
             <w:fldChar w:fldCharType="separate"/>
@@ -2930,7 +2928,7 @@
             <w:fldChar w:fldCharType="begin"/>
           </w:r>
           <w:r>
-            <w:instrText xml:space="preserve"> HYPERLINK \l _Toc17263 </w:instrText>
+            <w:instrText xml:space="preserve"> HYPERLINK \l _Toc9597 </w:instrText>
           </w:r>
           <w:r>
             <w:fldChar w:fldCharType="separate"/>
@@ -2949,7 +2947,7 @@
             <w:fldChar w:fldCharType="begin"/>
           </w:r>
           <w:r>
-            <w:instrText xml:space="preserve"> PAGEREF _Toc17263 \h </w:instrText>
+            <w:instrText xml:space="preserve"> PAGEREF _Toc9597 \h </w:instrText>
           </w:r>
           <w:r>
             <w:fldChar w:fldCharType="separate"/>
@@ -2975,7 +2973,7 @@
             <w:fldChar w:fldCharType="begin"/>
           </w:r>
           <w:r>
-            <w:instrText xml:space="preserve"> HYPERLINK \l _Toc14526 </w:instrText>
+            <w:instrText xml:space="preserve"> HYPERLINK \l _Toc3240 </w:instrText>
           </w:r>
           <w:r>
             <w:fldChar w:fldCharType="separate"/>
@@ -2994,7 +2992,7 @@
             <w:fldChar w:fldCharType="begin"/>
           </w:r>
           <w:r>
-            <w:instrText xml:space="preserve"> PAGEREF _Toc14526 \h </w:instrText>
+            <w:instrText xml:space="preserve"> PAGEREF _Toc3240 \h </w:instrText>
           </w:r>
           <w:r>
             <w:fldChar w:fldCharType="separate"/>
@@ -3020,7 +3018,7 @@
             <w:fldChar w:fldCharType="begin"/>
           </w:r>
           <w:r>
-            <w:instrText xml:space="preserve"> HYPERLINK \l _Toc5641 </w:instrText>
+            <w:instrText xml:space="preserve"> HYPERLINK \l _Toc18384 </w:instrText>
           </w:r>
           <w:r>
             <w:fldChar w:fldCharType="separate"/>
@@ -3039,7 +3037,7 @@
             <w:fldChar w:fldCharType="begin"/>
           </w:r>
           <w:r>
-            <w:instrText xml:space="preserve"> PAGEREF _Toc5641 \h </w:instrText>
+            <w:instrText xml:space="preserve"> PAGEREF _Toc18384 \h </w:instrText>
           </w:r>
           <w:r>
             <w:fldChar w:fldCharType="separate"/>
@@ -3065,7 +3063,7 @@
             <w:fldChar w:fldCharType="begin"/>
           </w:r>
           <w:r>
-            <w:instrText xml:space="preserve"> HYPERLINK \l _Toc1840 </w:instrText>
+            <w:instrText xml:space="preserve"> HYPERLINK \l _Toc5646 </w:instrText>
           </w:r>
           <w:r>
             <w:fldChar w:fldCharType="separate"/>
@@ -3084,7 +3082,7 @@
             <w:fldChar w:fldCharType="begin"/>
           </w:r>
           <w:r>
-            <w:instrText xml:space="preserve"> PAGEREF _Toc1840 \h </w:instrText>
+            <w:instrText xml:space="preserve"> PAGEREF _Toc5646 \h </w:instrText>
           </w:r>
           <w:r>
             <w:fldChar w:fldCharType="separate"/>
@@ -3110,7 +3108,7 @@
             <w:fldChar w:fldCharType="begin"/>
           </w:r>
           <w:r>
-            <w:instrText xml:space="preserve"> HYPERLINK \l _Toc5784 </w:instrText>
+            <w:instrText xml:space="preserve"> HYPERLINK \l _Toc30499 </w:instrText>
           </w:r>
           <w:r>
             <w:fldChar w:fldCharType="separate"/>
@@ -3129,7 +3127,7 @@
             <w:fldChar w:fldCharType="begin"/>
           </w:r>
           <w:r>
-            <w:instrText xml:space="preserve"> PAGEREF _Toc5784 \h </w:instrText>
+            <w:instrText xml:space="preserve"> PAGEREF _Toc30499 \h </w:instrText>
           </w:r>
           <w:r>
             <w:fldChar w:fldCharType="separate"/>
@@ -3176,7 +3174,7 @@
           <w:lang w:val="en-US" w:eastAsia="zh-CN"/>
         </w:rPr>
       </w:pPr>
-      <w:bookmarkStart w:id="4" w:name="_Toc24817"/>
+      <w:bookmarkStart w:id="4" w:name="_Toc15376"/>
       <w:r>
         <w:rPr>
           <w:rFonts w:hint="default"/>
@@ -3265,7 +3263,7 @@
           <w:lang w:val="en-US" w:eastAsia="zh-CN"/>
         </w:rPr>
       </w:pPr>
-      <w:bookmarkStart w:id="5" w:name="_Toc3964"/>
+      <w:bookmarkStart w:id="5" w:name="_Toc213"/>
       <w:r>
         <w:rPr>
           <w:rFonts w:hint="default"/>
@@ -3314,7 +3312,7 @@
           <w:lang w:val="en-US" w:eastAsia="zh-CN"/>
         </w:rPr>
       </w:pPr>
-      <w:bookmarkStart w:id="6" w:name="_Toc8440"/>
+      <w:bookmarkStart w:id="6" w:name="_Toc32136"/>
       <w:r>
         <w:rPr>
           <w:rFonts w:hint="default"/>
@@ -3333,7 +3331,7 @@
           <w:lang w:val="en-US" w:eastAsia="zh-CN"/>
         </w:rPr>
       </w:pPr>
-      <w:bookmarkStart w:id="7" w:name="_Toc8728"/>
+      <w:bookmarkStart w:id="7" w:name="_Toc20570"/>
       <w:r>
         <w:rPr>
           <w:rFonts w:hint="eastAsia"/>
@@ -3382,7 +3380,7 @@
           <w:lang w:val="en-US" w:eastAsia="zh-CN"/>
         </w:rPr>
       </w:pPr>
-      <w:bookmarkStart w:id="8" w:name="_Toc5932"/>
+      <w:bookmarkStart w:id="8" w:name="_Toc16210"/>
       <w:r>
         <w:rPr>
           <w:rFonts w:hint="eastAsia"/>
@@ -3445,7 +3443,7 @@
           <w:lang w:val="en-US" w:eastAsia="zh-CN"/>
         </w:rPr>
       </w:pPr>
-      <w:bookmarkStart w:id="9" w:name="_Toc17160"/>
+      <w:bookmarkStart w:id="9" w:name="_Toc13707"/>
       <w:r>
         <w:rPr>
           <w:rFonts w:hint="eastAsia"/>
@@ -3494,7 +3492,7 @@
           <w:lang w:val="en-US" w:eastAsia="zh-CN"/>
         </w:rPr>
       </w:pPr>
-      <w:bookmarkStart w:id="10" w:name="_Toc217"/>
+      <w:bookmarkStart w:id="10" w:name="_Toc23853"/>
       <w:r>
         <w:rPr>
           <w:rFonts w:hint="default"/>
@@ -3503,6 +3501,8 @@
         <w:t>规定</w:t>
       </w:r>
       <w:bookmarkEnd w:id="10"/>
+      <w:bookmarkStart w:id="20" w:name="_GoBack"/>
+      <w:bookmarkEnd w:id="20"/>
     </w:p>
     <w:p>
       <w:pPr>
@@ -3513,7 +3513,7 @@
           <w:lang w:val="en-US" w:eastAsia="zh-CN"/>
         </w:rPr>
       </w:pPr>
-      <w:bookmarkStart w:id="11" w:name="_Toc6952"/>
+      <w:bookmarkStart w:id="11" w:name="_Toc3154"/>
       <w:r>
         <w:rPr>
           <w:rFonts w:hint="default"/>
@@ -3606,7 +3606,7 @@
           <w:lang w:val="en-US" w:eastAsia="zh-CN"/>
         </w:rPr>
       </w:pPr>
-      <w:bookmarkStart w:id="12" w:name="_Toc18730"/>
+      <w:bookmarkStart w:id="12" w:name="_Toc32245"/>
       <w:r>
         <w:rPr>
           <w:rFonts w:hint="default"/>
@@ -3685,7 +3685,7 @@
           <w:lang w:val="en-US" w:eastAsia="zh-CN"/>
         </w:rPr>
       </w:pPr>
-      <w:bookmarkStart w:id="13" w:name="_Toc8133"/>
+      <w:bookmarkStart w:id="13" w:name="_Toc6219"/>
       <w:r>
         <w:rPr>
           <w:rFonts w:hint="default"/>
@@ -3852,7 +3852,7 @@
           <w:lang w:val="en-US" w:eastAsia="zh-CN"/>
         </w:rPr>
       </w:pPr>
-      <w:bookmarkStart w:id="14" w:name="_Toc13244"/>
+      <w:bookmarkStart w:id="14" w:name="_Toc30268"/>
       <w:r>
         <w:rPr>
           <w:rFonts w:hint="default"/>
@@ -3938,7 +3938,7 @@
           <w:lang w:val="en-US" w:eastAsia="zh-CN"/>
         </w:rPr>
       </w:pPr>
-      <w:bookmarkStart w:id="15" w:name="_Toc17263"/>
+      <w:bookmarkStart w:id="15" w:name="_Toc9597"/>
       <w:r>
         <w:rPr>
           <w:rFonts w:hint="default"/>
@@ -3987,7 +3987,7 @@
           <w:lang w:val="en-US" w:eastAsia="zh-CN"/>
         </w:rPr>
       </w:pPr>
-      <w:bookmarkStart w:id="16" w:name="_Toc14526"/>
+      <w:bookmarkStart w:id="16" w:name="_Toc3240"/>
       <w:r>
         <w:rPr>
           <w:rFonts w:hint="default"/>
@@ -4066,7 +4066,7 @@
           <w:lang w:val="en-US" w:eastAsia="zh-CN"/>
         </w:rPr>
       </w:pPr>
-      <w:bookmarkStart w:id="17" w:name="_Toc5641"/>
+      <w:bookmarkStart w:id="17" w:name="_Toc18384"/>
       <w:r>
         <w:rPr>
           <w:rFonts w:hint="default"/>
@@ -4152,7 +4152,7 @@
           <w:lang w:val="en-US" w:eastAsia="zh-CN"/>
         </w:rPr>
       </w:pPr>
-      <w:bookmarkStart w:id="18" w:name="_Toc1840"/>
+      <w:bookmarkStart w:id="18" w:name="_Toc5646"/>
       <w:r>
         <w:rPr>
           <w:rFonts w:hint="default"/>
@@ -4205,7 +4205,7 @@
           <w:lang w:val="en-US" w:eastAsia="zh-CN"/>
         </w:rPr>
       </w:pPr>
-      <w:bookmarkStart w:id="19" w:name="_Toc5784"/>
+      <w:bookmarkStart w:id="19" w:name="_Toc30499"/>
       <w:r>
         <w:rPr>
           <w:rFonts w:hint="default"/>
